--- a/03_Guia_do_Professor.docx
+++ b/03_Guia_do_Professor.docx
@@ -12,12 +12,27 @@
     </w:p>
     <w:p>
       <w:r>
-        <w:t>Público: estudantes do 2º ano que estão começando. Objetivo: produzir uma proposta de startup apoiada em investigação e testada em pequena escala. A expectativa é um projeto inicial; formalização de empresa, programação e vendas reais não são exigências.</w:t>
+        <w:t>Público: estudantes do 2º ano que estão começando. Objetivo: cada equipe constrói uma startup, apoiada em investigação e testada em pequena escala. A expectativa é um projeto inicial; formalização de empresa, programação e vendas reais não são exigências.</w:t>
       </w:r>
     </w:p>
     <w:p>
       <w:r>
         <w:t>A sequência essencial tem 12 etapas de duas aulas de 50 minutos: 24 aulas, totalizando 1.200 minutos (20 horas de relógio). Para trabalhar as 40 aulas de 50 minutos previstas no escopo, use a ampliação da página seguinte: 2.000 minutos (33 horas e 20 minutos). Esta reorganização não reproduz aula por aula o cronograma original.</w:t>
+      </w:r>
+    </w:p>
+    <w:p>
+      <w:r>
+        <w:t>As equipes da turma vão criar startups diferentes entre si, e é isso que se espera. O que se repete de uma equipe para a outra é a base de trabalho: escolher um território, separar fato de suposição, ouvir o cliente, priorizar a dor, definir o cliente, desenhar a proposta, estudar o mercado, montar o modelo, construir, testar, melhorar e apresentar. Avalie a base, não a ousadia da ideia.</w:t>
+      </w:r>
+    </w:p>
+    <w:p>
+      <w:r>
+        <w:t>Cada etapa traz o exemplo de uma startup real e conhecida resolvendo aquele passo específico: iFood na escolha do território, Netflix na suposição arriscada, Airbnb ao ouvir o cliente, Spotify na priorização da dor, Nubank na definição do cliente, Duolingo na proposta de valor, 99 nas alternativas de mercado, Mercado Livre no modelo de negócio, Dropbox na primeira versão, Airbnb no teste, Instagram no pivô e Airbnb novamente no pitch. A repetição do Airbnb é proposital: o aluno acompanha uma mesma empresa em três momentos diferentes do percurso, enquanto vê outras nove empresas usando a mesma base.</w:t>
+      </w:r>
+    </w:p>
+    <w:p>
+      <w:r>
+        <w:t>Deixe claro para a turma que os casos servem como referência de raciocínio, não de tamanho. A startup de uma equipe de 2º ano pode atender vinte pessoas do próprio bairro e ainda assim ter percorrido o mesmo caminho. Comparar o projeto do aluno ao tamanho dessas empresas desmotiva e não ensina nada.</w:t>
       </w:r>
     </w:p>
     <w:p>
@@ -37,12 +52,27 @@
     </w:p>
     <w:p>
       <w:r>
-        <w:t>Para pesquisa sem internet, use conversas e observação no espaço escolar. Se o público não estiver acessível, ajuste o recorte ou reserve tempo para convidá-lo. Simulações entre colegas servem como ensaio e devem ser identificadas; não substituem evidências de usuários reais.</w:t>
+        <w:t>Para pesquisa sem internet, use conversas e observação nos espaços a que a turma tem acesso. Se o cliente escolhido não estiver acessível, ajuste o recorte ou reserve tempo para convidá-lo. Simulações entre colegas servem como ensaio e devem ser identificadas; não substituem evidências de usuários reais.</w:t>
       </w:r>
     </w:p>
     <w:p>
       <w:r>
-        <w:t>Combine previamente as atividades no espaço escolar. Alunos não precisam sair sozinhos, divulgar dados pessoais, arrecadar dinheiro ou operar a cantina. No exemplo, um fluxo de papel basta para testar compreensão. Uma operação real só cabe quando organizada com os responsáveis pelo espaço.</w:t>
+        <w:t>Combine previamente as atividades que acontecerem no espaço escolar. Alunos não precisam sair sozinhos, divulgar dados pessoais, arrecadar dinheiro ou operar um serviço real. Uma operação de verdade só cabe quando organizada com os responsáveis.</w:t>
+      </w:r>
+    </w:p>
+    <w:p>
+      <w:r>
+        <w:t>No site, cada etapa abre com uma frase-chave, três pontos essenciais e os termos da etapa; o texto completo fica em “Aprofundar”. Cada campo das fichas tem um exemplo preenchido, que pode ser exibido com um clique. Oriente as equipes a ler o exemplo para entender o nível de detalhe esperado e depois escrever com os próprios registros: copiar o exemplo não gera evidência.</w:t>
+      </w:r>
+    </w:p>
+    <w:p>
+      <w:r>
+        <w:t>Há três percursos, e a escolha é sua. A trilha completa, de 12 etapas, é a que sustenta a avaliação de 10 pontos. A Trilha Rápida, de sete passos em cerca de seis aulas, serve a turmas com carga reduzida, recuperação de percurso, feiras e revisão antes da apresentação. A Trilha Extrema é um sprint cronometrado de 50 minutos, em quatro blocos, que cabe em uma aula: a equipe monta uma startup inteira e a ficha se monta na tela enquanto os alunos escrevem. Cada percurso usa uma empresa diferente como exemplo — Airbnb nas fichas da trilha completa, Duolingo na Trilha Rápida e Nubank na Trilha Extrema —, o que reforça que a base é a mesma e a startup é que muda.</w:t>
+      </w:r>
+    </w:p>
+    <w:p>
+      <w:r>
+        <w:t>Use a Trilha Extrema para abrir o módulo, para uma oficina avulsa, para destravar uma equipe parada ou como aquecimento. Ela não substitui a investigação avaliada: duas conversas e dois testes em uma aula produzem a primeira versão de uma startup, não um negócio comprovado. Se receber um sprint como entrega de nota, peça a investigação completa antes de pontuar.</w:t>
       </w:r>
     </w:p>
     <w:p>
@@ -65,7 +95,7 @@
     </w:p>
     <w:p>
       <w:r>
-        <w:t>01 | Aulas 1–3 | 3 aulas: problema, criatividade, empreendedorismo e rede de apoio.</w:t>
+        <w:t>01 | Aulas 1–3 | 3 aulas: território, criatividade, empreendedorismo e rede de apoio.</w:t>
       </w:r>
     </w:p>
     <w:p>
@@ -85,7 +115,7 @@
     </w:p>
     <w:p>
       <w:r>
-        <w:t>05 | Aulas 14–16 | 3 aulas: público, persona e conversa com possível pagador/decisor.</w:t>
+        <w:t>05 | Aulas 14–16 | 3 aulas: cliente, persona e conversa com possível pagador/decisor.</w:t>
       </w:r>
     </w:p>
     <w:p>
@@ -125,7 +155,7 @@
     </w:p>
     <w:p>
       <w:r>
-        <w:t>Na etapa 01, amplie a rede de apoio: cada equipe mapeia três atores acessíveis — escola, profissional, associação ou instituição de ensino — e explica que ajuda buscaria. Isso aproxima o tema do ecossistema local sem depender de uma lista de programas que pode mudar. Inclua um exemplo de projeto social e discuta quem se beneficia e como a atividade se sustenta. Relacione dificuldades econômicas a restrições de recursos e oportunidades de melhoria, sem tratar crise como garantia de sucesso.</w:t>
+        <w:t>Na etapa 01, amplie a rede de apoio: cada equipe mapeia três atores acessíveis — escola, profissional, associação ou instituição de ensino — e explica que ajuda buscaria. Isso aproxima o tema do ecossistema local sem depender de uma lista de programas que pode mudar. Inclua um exemplo de startup de impacto e discuta quem se beneficia e como a atividade se sustenta. Relacione dificuldades econômicas a restrições de recursos e oportunidades de melhoria, sem tratar crise como garantia de sucesso.</w:t>
       </w:r>
     </w:p>
     <w:p>
@@ -153,12 +183,12 @@
     </w:p>
     <w:p>
       <w:r>
-        <w:t>Avalie a qualidade da investigação e do aprendizado, sem exigir que a ideia comercial dê certo. Devolva uma orientação concreta por etapa: algo que está sustentado e algo que precisa de revisão.</w:t>
+        <w:t>Avalie a qualidade da investigação e do aprendizado, sem exigir que a startup dê certo comercialmente. Devolva uma orientação concreta por etapa: algo que está sustentado e algo que precisa de revisão.</w:t>
       </w:r>
     </w:p>
     <w:p>
       <w:r>
-        <w:t>1. Problema e investigação — 0 a 2 pontos. 2: público e dor claros, cinco registros reais e análise das contradições; 1: problema reconhecível, mas registros ou análise incompletos; 0: ausência de investigação documentada.</w:t>
+        <w:t>1. Território e investigação — 0 a 2 pontos. 2: cliente e dor claros, cinco registros reais e análise das contradições; 1: território reconhecível, mas registros ou análise incompletos; 0: ausência de investigação documentada.</w:t>
       </w:r>
     </w:p>
     <w:p>
@@ -173,7 +203,7 @@
     </w:p>
     <w:p>
       <w:r>
-        <w:t>4. Modelo e comunicação — 0 a 2 pontos. 2: usuário/pagador claros, contas coerentes, hipóteses identificadas e pitch compreensível; 1: explicação ou contas incompletas; 0: não consegue explicar como a proposta funcionaria.</w:t>
+        <w:t>4. Modelo e comunicação — 0 a 2 pontos. 2: usuário/pagador claros, contas coerentes, hipóteses identificadas e pitch compreensível; 1: explicação ou contas incompletas; 0: não consegue explicar como a startup funcionaria.</w:t>
       </w:r>
     </w:p>
     <w:p>
@@ -188,12 +218,22 @@
     </w:p>
     <w:p>
       <w:r>
+        <w:t>Não avalie o tamanho ou a originalidade da ideia. Uma startup que atende vinte pessoas do bairro, com investigação sólida, vale mais do que uma proposta ambiciosa sem nenhuma evidência.</w:t>
+      </w:r>
+    </w:p>
+    <w:p>
+      <w:r>
         <w:t>Não atribua nota zero a um teste que não atingiu o critério. Uma falha bem registrada e uma melhoria coerente podem receber pontuação máxima. Dados fabricados não contam como pesquisa: peça nova coleta e ofereça prazo de recuperação.</w:t>
       </w:r>
     </w:p>
     <w:p>
       <w:r>
-        <w:t>Marcos de acompanhamento: depois da etapa 04, confira se a dor está sustentada; depois da 08, confira a relação entre público, solução e modelo; depois da 11, confira o aprendizado do teste. Se algo faltar, determine uma pequena tarefa de recuperação antes de avançar.</w:t>
+        <w:t>Uma ficha que repete o exemplo do Airbnb não é evidência: peça os registros da própria equipe antes de pontuar.</w:t>
+      </w:r>
+    </w:p>
+    <w:p>
+      <w:r>
+        <w:t>Marcos de acompanhamento: depois da etapa 04, confira se a dor está sustentada; depois da 08, confira a relação entre cliente, solução e modelo; depois da 11, confira o aprendizado do teste. Se algo faltar, determine uma pequena tarefa de recuperação antes de avançar.</w:t>
       </w:r>
     </w:p>
     <w:p>
@@ -216,47 +256,47 @@
     </w:p>
     <w:p>
       <w:r>
-        <w:t>01–02: “Estudantes esperam muito no atendimento durante o intervalo” descreve uma dificuldade; “falta um app” antecipa a solução. Necessidade: alimentar-se; desejo: um alimento específico; dor: espera; demanda: investigar aquisição em condições concretas. Intenção declarada não equivale a compra.</w:t>
+        <w:t>01–02: “Participantes de eventos não encontram hospedagem quando a cidade lota” descreve uma situação; “falta um app de hospedagem” antecipa a solução. Necessidade: ter onde dormir; desejo: um hotel no centro; dor: não haver vaga nenhuma; demanda: investigar aquisição em condições concretas. Intenção declarada não equivale a compra.</w:t>
       </w:r>
     </w:p>
     <w:p>
       <w:r>
-        <w:t>03: espere relatos de episódios recentes e registro da solução atual. Troque “você gostou da nossa ideia?” por “como você resolveu na última vez?”. Se a pessoa não vive o problema, registre isso e procure participantes do recorte definido.</w:t>
+        <w:t>03: espere relatos de episódios recentes e registro da solução atual. Troque “você gostou da nossa ideia?” por “como você resolveu na última vez?”. Se a pessoa não vive o problema, registre isso e procure participantes do território definido.</w:t>
       </w:r>
     </w:p>
     <w:p>
       <w:r>
-        <w:t>04: no exemplo, importância = 23 ÷ 5 = 4,6 e satisfação = 10 ÷ 5 = 2,0. Isso sugere atenção, não aprovação automática de um negócio. Raiz é causa possível; copa é consequência. “Pedido e pagamento juntos” precisa ser observado antes de ser tratado como causa confirmada.</w:t>
+        <w:t>04: no exemplo, importância = 24 ÷ 5 = 4,8 e satisfação = 8 ÷ 5 = 1,6. Isso sugere atenção, não aprovação automática de um negócio. Raiz é causa possível; copa é consequência. “Existe espaço ocioso que ninguém oferece” precisa ser observado antes de virar causa confirmada.</w:t>
       </w:r>
     </w:p>
     <w:p>
       <w:r>
-        <w:t>05–06: nome fictício é aceitável na persona; comportamento inventado precisa ser marcado como hipótese. A proposta deve informar público, benefício e mecanismo. Peça que o aluno explique a solução sem usar “inovador”, “melhor” ou “revolucionário” como justificativa.</w:t>
+        <w:t>05–06: nome fictício é aceitável na persona; comportamento inventado precisa ser marcado como hipótese. A proposta deve informar cliente, benefício e mecanismo. Peça que o aluno explique a solução sem usar “inovador”, “melhor” ou “revolucionário” como justificativa. Fique atento a negócios de dois lados, como o do exemplo: quando existem hóspede e anfitrião, a equipe precisa investigar os dois.</w:t>
       </w:r>
     </w:p>
     <w:p>
       <w:r>
-        <w:t>07: levar lanche de casa é uma alternativa indireta no caso fictício. Saber organizar dados é uma força interna; falta de conectividade é uma condição externa. Peça uma decisão derivada da análise, como manter um caminho em papel.</w:t>
+        <w:t>07: ficar em casa e desistir da viagem são alternativas legítimas e costumam ser esquecidas pelas equipes. Saber montar um site é uma força interna; regras de locação são condição externa. Peça uma decisão derivada da análise, como começar pelo próprio espaço antes de convidar terceiros.</w:t>
       </w:r>
     </w:p>
     <w:p>
       <w:r>
-        <w:t>08: cenário fictício de quatro cantinas: 4 × 30 = 120; gastos = 4 × 5 + 60 = 80; saldo = 40. Com duas: receita = 60; gastos = 10 + 60 = 70; saldo = −10. Pergunte sobre tempo da equipe, suporte e outros gastos omitidos. Valores da atividade são simulações didáticas, não preços de mercado.</w:t>
+        <w:t>08: cenário ilustrativo: 3 hóspedes × 3 noites × R$ 80 = R$ 720; gastos = 3 × R$ 30 + R$ 160 = R$ 250; saldo = R$ 470. Com um hóspede: receita 240; gastos 190; saldo 50 a 110, conforme o que for considerado fixo. Pergunte sobre tempo da equipe, contas de consumo e riscos omitidos. Os valores da atividade são simulações didáticas, não preços de mercado.</w:t>
       </w:r>
     </w:p>
     <w:p>
       <w:r>
-        <w:t>09–10: cartões podem testar compreensão do pedido; não permitem afirmar redução real da fila. No exemplo, um de três ficou abaixo do critério de dois de três. A conclusão correta é revisar o fluxo; não “ninguém quer a solução”.</w:t>
+        <w:t>09–10: uma página de reserva pode testar compreensão da oferta; não permite afirmar que a pessoa se sentiria segura na estadia real. No exemplo, 2 de 3 atingiram o critério, mas o participante que parou revelou o ponto mais importante. A conclusão correta é ajustar a página; não “o negócio está validado”.</w:t>
       </w:r>
     </w:p>
     <w:p>
       <w:r>
-        <w:t>11–12: aceite manter, ajustar ou abandonar uma solução quando houver justificativa. Uma nova tentativa melhor não prova adoção ampla. No pitch, peça que a equipe aponte uma evidência, uma estimativa e uma dúvida.</w:t>
+        <w:t>11–12: aceite manter, ajustar ou trocar de rumo quando houver justificativa — isso é pivô, e o caso do Instagram ajuda a explicar. Uma nova tentativa melhor não prova adoção ampla. No pitch, peça que a equipe aponte uma evidência, uma estimativa e uma dúvida.</w:t>
       </w:r>
     </w:p>
     <w:p>
       <w:r>
-        <w:t>Perguntas de saída: quem vive esse problema? Que registro sustenta sua escolha? O que vocês mudaram após ouvir alguém? Qual hipótese ainda pode derrubar o projeto? Cada aluno responde uma delas em duas ou três frases.</w:t>
+        <w:t>Perguntas de saída: quem é o cliente desta startup? Que registro sustenta sua escolha? O que vocês mudaram após ouvir alguém? Qual hipótese ainda pode derrubar o projeto? Cada aluno responde uma delas em duas ou três frases.</w:t>
       </w:r>
     </w:p>
     <w:p>
@@ -269,7 +309,12 @@
         <w:pStyle w:val="Heading1"/>
       </w:pPr>
       <w:r>
-        <w:t>Relação com o material da pasta</w:t>
+        <w:t>Sobre os exemplos e o material de origem</w:t>
+      </w:r>
+    </w:p>
+    <w:p>
+      <w:r>
+        <w:t>Os casos citados — iFood, Netflix, Airbnb, Spotify, Nubank, Duolingo, 99, Mercado Livre, Dropbox e Instagram — são empresas reais, e as informações usadas aqui são de domínio público: origem, cliente inicial, proposta e forma de ganhar dinheiro. Onde a ficha pede pesquisa própria da equipe — entrevistas, notas de 1 a 5, tempos de teste —, os dados do exemplo do Airbnb são ILUSTRATIVOS: mostram o formato e o nível de detalhe esperados, não registros internos da empresa. Os valores das simulações financeiras são didáticos e não são números reais de nenhuma dessas empresas. Deixe isso explícito para a turma.</w:t>
       </w:r>
     </w:p>
     <w:p>
@@ -304,7 +349,7 @@
     </w:p>
     <w:p>
       <w:r>
-        <w:t>Criação e organização: “Mapa Mental.docx”, “Mapa Mental.pdf”, “Técnicas criativas.docx” e “Duplo diamante e Matriz CSD.docx” fundamentam as etapas 02, 06 e 11. Textos repetidos, trechos promocionais e afirmações gerais sobre o cérebro foram dispensados.</w:t>
+        <w:t>Criação e organização: “Mapa Mental.docx”, “Técnicas criativas.docx” e “Duplo diamante e Matriz CSD.docx” fundamentam as etapas 02, 06 e 11. Textos repetidos, trechos promocionais e afirmações gerais sobre o cérebro foram dispensados.</w:t>
       </w:r>
     </w:p>
     <w:p>
@@ -314,7 +359,7 @@
     </w:p>
     <w:p>
       <w:r>
-        <w:t>Escolhas didáticas: antecipar público e entrevistas; usar um único exemplo fictício; separar evidência de suposição; incluir alternativas indiretas; distinguir teste de compreensão de teste de valor; avaliar revisão da ideia. O material é uma adaptação pedagógica, sem pretensão de substituir a ementa oficial.</w:t>
+        <w:t>Escolhas didáticas: orientar toda a sequência à construção de uma startup; usar casos reais e conhecidos, um por etapa, para mostrar que a mesma base gera startups diferentes; antecipar cliente e entrevistas; separar evidência de suposição; incluir alternativas indiretas; distinguir teste de compreensão de teste de valor; avaliar a revisão da ideia em vez do tamanho dela. O material é uma adaptação pedagógica, sem pretensão de substituir a ementa oficial.</w:t>
       </w:r>
     </w:p>
     <w:sectPr>
@@ -336,7 +381,7 @@
       <w:pStyle w:val="Footer"/>
     </w:pPr>
     <w:r>
-      <w:t xml:space="preserve">Da observação ao primeiro teste  •  </w:t>
+      <w:t xml:space="preserve">Construa sua startup, etapa por etapa  •  </w:t>
     </w:r>
     <w:fldSimple w:instr="PAGE"/>
   </w:p>
